--- a/learn/assets/tourism-venture-syllabus-2026-2-plan2.docx
+++ b/learn/assets/tourism-venture-syllabus-2026-2-plan2.docx
@@ -341,6 +341,19 @@
               <w:t>화요일 5 · 6 · 7교시</w:t>
             </w:r>
           </w:p>
+          <w:p>
+            <w:pPr>
+              <w:spacing w:before="0" w:after="0" w:line="293" w:lineRule="auto"/>
+            </w:pPr>
+            <w:r>
+              <w:rPr>
+                <w:rFonts w:ascii="맑은 고딕" w:hAnsi="맑은 고딕" w:eastAsia="맑은 고딕"/>
+                <w:b w:val="0"/>
+                <w:sz w:val="19"/>
+              </w:rPr>
+              <w:t>(13:00~13:50 / 14:00~14:50 / 15:00~15:50)</w:t>
+            </w:r>
+          </w:p>
         </w:tc>
         <w:tc>
           <w:tcPr>
@@ -384,6 +397,27 @@
             <w:pPr>
               <w:spacing w:before="20" w:after="20" w:line="293" w:lineRule="auto"/>
             </w:pPr>
+            <w:r>
+              <w:rPr>
+                <w:rFonts w:ascii="맑은 고딕" w:hAnsi="맑은 고딕" w:eastAsia="맑은 고딕"/>
+                <w:b w:val="0"/>
+                <w:sz w:val="19"/>
+              </w:rPr>
+              <w:t>5 · 6교시  사회대 2106호(PC실)</w:t>
+            </w:r>
+          </w:p>
+          <w:p>
+            <w:pPr>
+              <w:spacing w:before="0" w:after="0" w:line="293" w:lineRule="auto"/>
+            </w:pPr>
+            <w:r>
+              <w:rPr>
+                <w:rFonts w:ascii="맑은 고딕" w:hAnsi="맑은 고딕" w:eastAsia="맑은 고딕"/>
+                <w:b w:val="0"/>
+                <w:sz w:val="19"/>
+              </w:rPr>
+              <w:t>7교시  사회대 3402호</w:t>
+            </w:r>
           </w:p>
         </w:tc>
       </w:tr>
@@ -2041,6 +2075,20 @@
           <w:b w:val="0"/>
           <w:sz w:val="8"/>
         </w:rPr>
+      </w:r>
+    </w:p>
+    <w:p>
+      <w:pPr>
+        <w:spacing w:before="0" w:after="0"/>
+      </w:pPr>
+      <w:r>
+        <w:rPr>
+          <w:rFonts w:ascii="맑은 고딕" w:hAnsi="맑은 고딕" w:eastAsia="맑은 고딕"/>
+          <w:b w:val="0"/>
+          <w:color w:val="595959"/>
+          <w:sz w:val="17"/>
+        </w:rPr>
+        <w:t>※ 강의실이 6교시 뒤에 바뀐다. ① · ② 블록은 PC실(2106호)에서 운영하여 자료 검색과 공고 원문 열람이 가능하도록 하고, ③ 블록은 3402호로 이동해 워크북을 손으로 작성한다. 워크북은 인쇄물로 지참한다.</w:t>
       </w:r>
     </w:p>
     <w:p>

--- a/learn/assets/tourism-venture-syllabus-2026-2-plan2.docx
+++ b/learn/assets/tourism-venture-syllabus-2026-2-plan2.docx
@@ -2546,7 +2546,7 @@
                 <w:b w:val="0"/>
                 <w:sz w:val="17"/>
               </w:rPr>
-              <w:t>15주 12/8</w:t>
+              <w:t>14주 12/1</w:t>
             </w:r>
           </w:p>
         </w:tc>
@@ -5586,7 +5586,7 @@
                 <w:color w:val="1F3864"/>
                 <w:sz w:val="17"/>
               </w:rPr>
-              <w:t>공고의 층위</w:t>
+              <w:t>기업가정신 · KPI</w:t>
             </w:r>
           </w:p>
         </w:tc>
@@ -5624,7 +5624,7 @@
                 <w:b w:val="0"/>
                 <w:sz w:val="16"/>
               </w:rPr>
-              <w:t>② 공고의 층위 — 정부 R&amp;D 예고 → 보도자료 / 공모 4층위(전국 · 경북 · 안동 · 경주 · 부산) / 로컬크리에이터 여섯 층위 읽기</w:t>
+              <w:t>② 공고의 층위 — 정부 R&amp;D 예고 → 보도자료 / 공모 4층위(전국 · 경북 · 안동 · 경주 · 부산)</w:t>
             </w:r>
           </w:p>
           <w:p>
@@ -5637,7 +5637,7 @@
                 <w:b w:val="0"/>
                 <w:sz w:val="16"/>
               </w:rPr>
-              <w:t>③ 시트 13 · 14 — [표4] + 4절 + 5절[표5]</w:t>
+              <w:t>③ 시트 13 · 14 — [표4] + 4절 + 5절[표5] / 협약 KPI 8지표 설정</w:t>
             </w:r>
           </w:p>
         </w:tc>
@@ -5746,7 +5746,7 @@
                 <w:color w:val="1F3864"/>
                 <w:sz w:val="17"/>
               </w:rPr>
-              <w:t>기업가정신 ·</w:t>
+              <w:t>사업요약 · 발표 준비</w:t>
             </w:r>
           </w:p>
           <w:p>
@@ -5760,7 +5760,7 @@
                 <w:color w:val="1F3864"/>
                 <w:sz w:val="17"/>
               </w:rPr>
-              <w:t>사업요약 · 발표 준비</w:t>
+              <w:t>→ Demo Day</w:t>
             </w:r>
           </w:p>
         </w:tc>
@@ -5785,7 +5785,7 @@
                 <w:b w:val="0"/>
                 <w:sz w:val="16"/>
               </w:rPr>
-              <w:t>① 협약 KPI 8지표와 달성 근거 / 사업요약 1매 쓰는 법 — 본문 편집 금지</w:t>
+              <w:t>① 사업요약 1매 쓰는 법 — 본문 편집 금지, 처음부터 다시 / 시트 15 마무리</w:t>
             </w:r>
           </w:p>
           <w:p>
@@ -5798,7 +5798,7 @@
                 <w:b w:val="0"/>
                 <w:sz w:val="16"/>
               </w:rPr>
-              <w:t>② 발표 두 갈래 시연 — 창업 IR 5분(문제 · 해결 · 왜 우리 · 규모) / 취업 면접 5분(무엇을 했나 · 왜 이 회사 · 첫 3개월)</w:t>
+              <w:t>② 발표 두 갈래 시연 후 바로 진행 — 창업 IR 5분 + 질의 3분 / 취업 면접 5분 + 질의 3분</w:t>
             </w:r>
           </w:p>
           <w:p>
@@ -5811,7 +5811,7 @@
                 <w:b w:val="0"/>
                 <w:sz w:val="16"/>
               </w:rPr>
-              <w:t>③ 시트 15 — 6절 + 사업요약 1매</w:t>
+              <w:t>③ 상호평가 집계 · 총평 · 시트 16</w:t>
             </w:r>
           </w:p>
         </w:tc>
@@ -5849,7 +5849,7 @@
                 <w:b w:val="0"/>
                 <w:sz w:val="16"/>
               </w:rPr>
-              <w:t>전체 통합본</w:t>
+              <w:t>전체 통합본 · 발표자료</w:t>
             </w:r>
           </w:p>
         </w:tc>
@@ -5907,7 +5907,7 @@
                 <w:b w:val="0"/>
                 <w:sz w:val="17"/>
               </w:rPr>
-              <w:t>12/8</w:t>
+              <w:t>12/8~12/11</w:t>
             </w:r>
           </w:p>
         </w:tc>
@@ -5933,7 +5933,21 @@
                 <w:color w:val="1F3864"/>
                 <w:sz w:val="17"/>
               </w:rPr>
-              <w:t>Demo Day</w:t>
+              <w:t>보강 지정 기간</w:t>
+            </w:r>
+          </w:p>
+          <w:p>
+            <w:pPr>
+              <w:spacing w:before="0" w:after="0" w:line="293" w:lineRule="auto"/>
+            </w:pPr>
+            <w:r>
+              <w:rPr>
+                <w:rFonts w:ascii="맑은 고딕" w:hAnsi="맑은 고딕" w:eastAsia="맑은 고딕"/>
+                <w:b/>
+                <w:color w:val="1F3864"/>
+                <w:sz w:val="17"/>
+              </w:rPr>
+              <w:t>정규 수업 없음</w:t>
             </w:r>
           </w:p>
         </w:tc>
@@ -5958,33 +5972,7 @@
                 <w:b w:val="0"/>
                 <w:sz w:val="16"/>
               </w:rPr>
-              <w:t>① 창업 트랙 — IR 피칭 5분 + 질의 3분</w:t>
-            </w:r>
-          </w:p>
-          <w:p>
-            <w:pPr>
-              <w:spacing w:before="0" w:after="0" w:line="293" w:lineRule="auto"/>
-            </w:pPr>
-            <w:r>
-              <w:rPr>
-                <w:rFonts w:ascii="맑은 고딕" w:hAnsi="맑은 고딕" w:eastAsia="맑은 고딕"/>
-                <w:b w:val="0"/>
-                <w:sz w:val="16"/>
-              </w:rPr>
-              <w:t>② 취업 트랙 — 모의 면접 5분 + 질의 3분</w:t>
-            </w:r>
-          </w:p>
-          <w:p>
-            <w:pPr>
-              <w:spacing w:before="0" w:after="0" w:line="293" w:lineRule="auto"/>
-            </w:pPr>
-            <w:r>
-              <w:rPr>
-                <w:rFonts w:ascii="맑은 고딕" w:hAnsi="맑은 고딕" w:eastAsia="맑은 고딕"/>
-                <w:b w:val="0"/>
-                <w:sz w:val="16"/>
-              </w:rPr>
-              <w:t>③ 상호평가 집계 · 총평 · 시트 16</w:t>
+              <w:t>교내 보강 지정 기간. 본 교과목은 결강이 없어 보강 편성이 없고, 12월 8일(화)은 이미 타 교과목 보강일로 지정되어 있어 정규 회차를 두지 않는다. 최종본 보완과 개별 상담에 쓴다.</w:t>
             </w:r>
           </w:p>
         </w:tc>
@@ -6009,7 +5997,7 @@
                 <w:b w:val="0"/>
                 <w:sz w:val="16"/>
               </w:rPr>
-              <w:t>발표자료</w:t>
+              <w:t>(수업 없음)</w:t>
             </w:r>
           </w:p>
         </w:tc>
@@ -6192,7 +6180,7 @@
         </w:rPr>
         <w:t>※ 학사일정 — 중간시험 10/20~10/26, 기말시험 12/14~12/18, 보강 지정 기간 12/8~12/11. 대동체육대회(9/16~18) · 추석연휴(9/24~25) · 개천절 대체휴일(10/5) · 한글날(10/9)은 모두 화요일과 겹치지 않아 본 교과목의 결강이 없다.</w:t>
         <w:br/>
-        <w:t>※ 15주차(12/8)는 교내 보강 지정 기간에 해당한다. 본 교과목은 결강이 없으므로 해당 주를 정규 발표 회차로 운영하되, 학과 방침에 따라 어려운 경우 14주차에 Demo Day를 시행하고 시트 15와 과제 3을 13주차로 당긴다.</w:t>
+        <w:t>※ 따라서 15주차에는 보강할 회차가 없고, 12월 8일(화)은 이미 타 교과목 보강일로 지정되어 있다. 정규 수업은 14주차(12/1)로 끝나며 그날 Demo Day 를 시행한다.</w:t>
       </w:r>
     </w:p>
     <w:p>
